--- a/labs/lab-04/executive-brief.docx
+++ b/labs/lab-04/executive-brief.docx
@@ -12,7 +12,7 @@
     </w:p>
     <w:p>
       <w:r>
-        <w:t>Lab 04: Information and decision boundaries</w:t>
+        <w:t>Lab 04: Design a Copilot Workflow</w:t>
       </w:r>
     </w:p>
     <w:p>
@@ -38,22 +38,22 @@
         <w:pStyle w:val="Heading2"/>
       </w:pPr>
       <w:r>
-        <w:t>NS-16: Information boundary</w:t>
+        <w:t>NS-16: Spot a repeatable handoff</w:t>
       </w:r>
     </w:p>
     <w:p>
       <w:r>
-        <w:t>Business input: Synthetic confidential account file</w:t>
+        <w:t>Business input: Synthetic email requests and missed deadlines</w:t>
       </w:r>
     </w:p>
     <w:p>
       <w:r>
-        <w:t>Required output: Data-use decision table</w:t>
+        <w:t>Required output: Workflow opportunity card</w:t>
       </w:r>
     </w:p>
     <w:p>
       <w:r>
-        <w:t>Review gate: Data owner approves permitted sources</w:t>
+        <w:t>Review gate: Process owner confirms a repeatable trigger</w:t>
       </w:r>
     </w:p>
     <w:p>
@@ -61,22 +61,22 @@
         <w:pStyle w:val="Heading2"/>
       </w:pPr>
       <w:r>
-        <w:t>NS-17: Permission reality</w:t>
+        <w:t>NS-17: Define trigger and result</w:t>
       </w:r>
     </w:p>
     <w:p>
       <w:r>
-        <w:t>Business input: Two roles with different access</w:t>
+        <w:t>Business input: Service request email with fictional fields</w:t>
       </w:r>
     </w:p>
     <w:p>
       <w:r>
-        <w:t>Required output: Access-test evidence record</w:t>
+        <w:t>Required output: Trigger-to-result map</w:t>
       </w:r>
     </w:p>
     <w:p>
       <w:r>
-        <w:t>Review gate: Security owner reviews unexpected access</w:t>
+        <w:t>Review gate: Owner verifies trigger is precise</w:t>
       </w:r>
     </w:p>
     <w:p>
@@ -84,22 +84,22 @@
         <w:pStyle w:val="Heading2"/>
       </w:pPr>
       <w:r>
-        <w:t>NS-18: Source reliability</w:t>
+        <w:t>NS-18: Add review step</w:t>
       </w:r>
     </w:p>
     <w:p>
       <w:r>
-        <w:t>Business input: Current and retired policies</w:t>
+        <w:t>Business input: Draft acknowledgement and case summary</w:t>
       </w:r>
     </w:p>
     <w:p>
       <w:r>
-        <w:t>Required output: Claim-verification worksheet</w:t>
+        <w:t>Required output: Human review gate</w:t>
       </w:r>
     </w:p>
     <w:p>
       <w:r>
-        <w:t>Review gate: Reviewer checks every material statement</w:t>
+        <w:t>Review gate: No external commitment before approval</w:t>
       </w:r>
     </w:p>
     <w:p>
@@ -107,22 +107,22 @@
         <w:pStyle w:val="Heading2"/>
       </w:pPr>
       <w:r>
-        <w:t>NS-19: Human approval</w:t>
+        <w:t>NS-19: Test exceptions</w:t>
       </w:r>
     </w:p>
     <w:p>
       <w:r>
-        <w:t>Business input: Draft external customer commitment</w:t>
+        <w:t>Business input: Missing case owner and contradictory priority</w:t>
       </w:r>
     </w:p>
     <w:p>
       <w:r>
-        <w:t>Required output: Approval decision record</w:t>
+        <w:t>Required output: Test and exception log</w:t>
       </w:r>
     </w:p>
     <w:p>
       <w:r>
-        <w:t>Review gate: Named owner signs external commitment</w:t>
+        <w:t>Review gate: Hold unknown owner or conflicting input</w:t>
       </w:r>
     </w:p>
     <w:p>
@@ -130,22 +130,22 @@
         <w:pStyle w:val="Heading2"/>
       </w:pPr>
       <w:r>
-        <w:t>NS-20: Responsible-use rule</w:t>
+        <w:t>NS-20: Decide to activate</w:t>
       </w:r>
     </w:p>
     <w:p>
       <w:r>
-        <w:t>Business input: A sensitive executive scenario</w:t>
+        <w:t>Business input: Workflow test record and accountable owner</w:t>
       </w:r>
     </w:p>
     <w:p>
       <w:r>
-        <w:t>Required output: One-page responsible-use charter</w:t>
+        <w:t>Required output: Go or hold record</w:t>
       </w:r>
     </w:p>
     <w:p>
       <w:r>
-        <w:t>Review gate: Legal and risk owners approve wording</w:t>
+        <w:t>Review gate: Owner approves live activation in authorised tenant</w:t>
       </w:r>
     </w:p>
     <w:sectPr>
